--- a/EXPORTS/DOCX/published/niveau2/English/Trade.docx
+++ b/EXPORTS/DOCX/published/niveau2/English/Trade.docx
@@ -457,38 +457,13 @@
       </w:r>
       <w:r>
         <w:rPr>
-          <w:u w:val="single" w:color="0000ff"/>
           <w:rFonts w:ascii="Charis SIL Regular" w:hAnsi="Charis SIL Regular" w:eastAsia="Charis SIL Regular"/>
           <w:b w:val="0"/>
           <w:i w:val="0"/>
           <w:color w:val="000000"/>
           <w:sz w:val="24"/>
         </w:rPr>
-        <w:hyperlink r:id="rId9" w:history="1">
-          <w:r>
-            <w:rPr>
-              <w:rStyle w:val="Hyperlink"/>
-            </w:rPr>
-            <w:t>auct</w:t>
-          </w:r>
-        </w:hyperlink>
-      </w:r>
-      <w:r>
-        <w:rPr>
-          <w:rFonts w:ascii="Charis SIL Regular" w:hAnsi="Charis SIL Regular" w:eastAsia="Charis SIL Regular"/>
-          <w:b w:val="0"/>
-          <w:i w:val="0"/>
-          <w:color w:val="000000"/>
-          <w:sz w:val="24"/>
-        </w:rPr>
-        <w:hyperlink r:id="rId9" w:history="1">
-          <w:r>
-            <w:rPr>
-              <w:rStyle w:val="Hyperlink"/>
-            </w:rPr>
-            <w:t xml:space="preserve">ion houses </w:t>
-          </w:r>
-        </w:hyperlink>
+        <w:t xml:space="preserve">auction houses </w:t>
       </w:r>
       <w:r>
         <w:rPr>
@@ -499,7 +474,7 @@
           <w:sz w:val="24"/>
           <w:u w:val="single"/>
         </w:rPr>
-        <w:hyperlink r:id="rId9" w:history="1">
+        <w:hyperlink r:id="rId12" w:history="1">
           <w:r>
             <w:rPr>
               <w:rStyle w:val="Hyperlink"/>
@@ -553,7 +528,7 @@
           <w:sz w:val="24"/>
           <w:u w:val="single"/>
         </w:rPr>
-        <w:hyperlink r:id="rId10" w:history="1">
+        <w:hyperlink r:id="rId12" w:history="1">
           <w:r>
             <w:rPr>
               <w:rStyle w:val="Hyperlink"/>
@@ -582,7 +557,7 @@
           <w:sz w:val="24"/>
           <w:u w:val="single"/>
         </w:rPr>
-        <w:hyperlink r:id="rId10" w:history="1">
+        <w:hyperlink r:id="rId12" w:history="1">
           <w:r>
             <w:rPr>
               <w:rStyle w:val="Hyperlink"/>
@@ -600,7 +575,7 @@
           <w:sz w:val="24"/>
           <w:u w:val="single"/>
         </w:rPr>
-        <w:hyperlink r:id="rId10" w:history="1">
+        <w:hyperlink r:id="rId12" w:history="1">
           <w:r>
             <w:rPr>
               <w:rStyle w:val="Hyperlink"/>
@@ -618,7 +593,7 @@
           <w:sz w:val="24"/>
           <w:u w:val="single"/>
         </w:rPr>
-        <w:hyperlink r:id="rId10" w:history="1">
+        <w:hyperlink r:id="rId12" w:history="1">
           <w:r>
             <w:rPr>
               <w:rStyle w:val="Hyperlink"/>
@@ -647,7 +622,7 @@
           <w:sz w:val="24"/>
           <w:u w:val="single"/>
         </w:rPr>
-        <w:hyperlink r:id="rId10" w:history="1">
+        <w:hyperlink r:id="rId12" w:history="1">
           <w:r>
             <w:rPr>
               <w:rStyle w:val="Hyperlink"/>
@@ -770,32 +745,13 @@
       </w:r>
       <w:r>
         <w:rPr>
-          <w:u w:val="single" w:color="0000ff"/>
           <w:rFonts w:ascii="Charis SIL Regular" w:hAnsi="Charis SIL Regular" w:eastAsia="Charis SIL Regular"/>
           <w:b w:val="0"/>
           <w:i w:val="0"/>
           <w:color w:val="000000"/>
           <w:sz w:val="24"/>
         </w:rPr>
-        <w:hyperlink r:id="rId11" w:history="1">
-          <w:r>
-            <w:rPr>
-              <w:rStyle w:val="Hyperlink"/>
-            </w:rPr>
-            <w:t xml:space="preserve"> and</w:t>
-          </w:r>
-        </w:hyperlink>
-      </w:r>
-      <w:r>
-        <w:rPr>
-          <w:u w:val="single" w:color="0000ff"/>
-          <w:rFonts w:ascii="Charis SIL Regular" w:hAnsi="Charis SIL Regular" w:eastAsia="Charis SIL Regular"/>
-          <w:b w:val="0"/>
-          <w:i w:val="0"/>
-          <w:color w:val="000000"/>
-          <w:sz w:val="24"/>
-        </w:rPr>
-        <w:t xml:space="preserve"> </w:t>
+        <w:t xml:space="preserve"> and </w:t>
       </w:r>
       <w:r>
         <w:rPr>
@@ -853,7 +809,7 @@
           <w:sz w:val="24"/>
           <w:u w:val="single"/>
         </w:rPr>
-        <w:hyperlink r:id="rId13" w:history="1">
+        <w:hyperlink r:id="rId11" w:history="1">
           <w:r>
             <w:rPr>
               <w:rStyle w:val="Hyperlink"/>
@@ -882,7 +838,7 @@
           <w:sz w:val="24"/>
           <w:u w:val="single"/>
         </w:rPr>
-        <w:hyperlink r:id="rId11" w:history="1">
+        <w:hyperlink r:id="rId13" w:history="1">
           <w:r>
             <w:rPr>
               <w:rStyle w:val="Hyperlink"/>
@@ -938,7 +894,25 @@
           <w:color w:val="000000"/>
           <w:sz w:val="24"/>
         </w:rPr>
-        <w:t xml:space="preserve">Hague, the stores </w:t>
+        <w:t>Hague, the stor</w:t>
+      </w:r>
+      <w:r>
+        <w:rPr>
+          <w:u w:val="single" w:color="0000ff"/>
+          <w:rFonts w:ascii="Charis SIL Regular" w:hAnsi="Charis SIL Regular" w:eastAsia="Charis SIL Regular"/>
+          <w:b w:val="0"/>
+          <w:i w:val="0"/>
+          <w:color w:val="000000"/>
+          <w:sz w:val="24"/>
+        </w:rPr>
+        <w:hyperlink r:id="rId12" w:history="1">
+          <w:r>
+            <w:rPr>
+              <w:rStyle w:val="Hyperlink"/>
+            </w:rPr>
+            <w:t xml:space="preserve">es </w:t>
+          </w:r>
+        </w:hyperlink>
       </w:r>
       <w:r>
         <w:rPr>
@@ -996,7 +970,7 @@
           <w:sz w:val="24"/>
           <w:u w:val="single"/>
         </w:rPr>
-        <w:hyperlink r:id="rId14" w:history="1">
+        <w:hyperlink r:id="rId12" w:history="1">
           <w:r>
             <w:rPr>
               <w:rStyle w:val="Hyperlink"/>
@@ -1050,7 +1024,7 @@
           <w:sz w:val="24"/>
           <w:u w:val="single"/>
         </w:rPr>
-        <w:hyperlink r:id="rId12" w:history="1">
+        <w:hyperlink r:id="rId14" w:history="1">
           <w:r>
             <w:rPr>
               <w:rStyle w:val="Hyperlink"/>
@@ -1155,49 +1129,13 @@
       </w:r>
       <w:r>
         <w:rPr>
-          <w:u w:val="single" w:color="0000ff"/>
           <w:rFonts w:ascii="Charis SIL Regular" w:hAnsi="Charis SIL Regular" w:eastAsia="Charis SIL Regular"/>
           <w:b w:val="0"/>
           <w:i w:val="0"/>
           <w:color w:val="000000"/>
           <w:sz w:val="24"/>
         </w:rPr>
-        <w:hyperlink r:id="rId13" w:history="1">
-          <w:r>
-            <w:rPr>
-              <w:rStyle w:val="Hyperlink"/>
-            </w:rPr>
-            <w:t xml:space="preserve"> an</w:t>
-          </w:r>
-        </w:hyperlink>
-      </w:r>
-      <w:r>
-        <w:rPr>
-          <w:u w:val="single" w:color="0000ff"/>
-          <w:rFonts w:ascii="Charis SIL Regular" w:hAnsi="Charis SIL Regular" w:eastAsia="Charis SIL Regular"/>
-          <w:b w:val="0"/>
-          <w:i w:val="0"/>
-          <w:color w:val="000000"/>
-          <w:sz w:val="24"/>
-        </w:rPr>
-        <w:hyperlink r:id="rId13" w:history="1">
-          <w:r>
-            <w:rPr>
-              <w:rStyle w:val="Hyperlink"/>
-            </w:rPr>
-            <w:t>d</w:t>
-          </w:r>
-        </w:hyperlink>
-      </w:r>
-      <w:r>
-        <w:rPr>
-          <w:rFonts w:ascii="Charis SIL Regular" w:hAnsi="Charis SIL Regular" w:eastAsia="Charis SIL Regular"/>
-          <w:b w:val="0"/>
-          <w:i w:val="0"/>
-          <w:color w:val="000000"/>
-          <w:sz w:val="24"/>
-        </w:rPr>
-        <w:t xml:space="preserve"> </w:t>
+        <w:t xml:space="preserve"> and </w:t>
       </w:r>
       <w:r>
         <w:rPr>
@@ -1226,7 +1164,7 @@
           <w:sz w:val="24"/>
           <w:u w:val="single"/>
         </w:rPr>
-        <w:hyperlink r:id="rId15" w:history="1">
+        <w:hyperlink r:id="rId13" w:history="1">
           <w:r>
             <w:rPr>
               <w:rStyle w:val="Hyperlink"/>
@@ -1244,12 +1182,12 @@
           <w:sz w:val="24"/>
           <w:u w:val="single"/>
         </w:rPr>
-        <w:hyperlink r:id="rId15" w:history="1">
+        <w:hyperlink r:id="rId13" w:history="1">
           <w:r>
             <w:rPr>
               <w:rStyle w:val="Hyperlink"/>
             </w:rPr>
-            <w:t>atan</w:t>
+            <w:t xml:space="preserve">atan </w:t>
           </w:r>
         </w:hyperlink>
       </w:r>
@@ -1262,18 +1200,7 @@
           <w:sz w:val="24"/>
           <w:u w:val="single"/>
         </w:rPr>
-        <w:t xml:space="preserve"> </w:t>
-      </w:r>
-      <w:r>
-        <w:rPr>
-          <w:rFonts w:ascii="Charis SIL Regular" w:hAnsi="Charis SIL Regular" w:eastAsia="Charis SIL Regular"/>
-          <w:b w:val="0"/>
-          <w:i w:val="0"/>
-          <w:color w:val="0000FF"/>
-          <w:sz w:val="24"/>
-          <w:u w:val="single"/>
-        </w:rPr>
-        <w:hyperlink r:id="rId15" w:history="1">
+        <w:hyperlink r:id="rId13" w:history="1">
           <w:r>
             <w:rPr>
               <w:rStyle w:val="Hyperlink"/>
@@ -1291,7 +1218,7 @@
           <w:sz w:val="24"/>
           <w:u w:val="single"/>
         </w:rPr>
-        <w:hyperlink r:id="rId15" w:history="1">
+        <w:hyperlink r:id="rId13" w:history="1">
           <w:r>
             <w:rPr>
               <w:rStyle w:val="Hyperlink"/>
@@ -1595,7 +1522,61 @@
           <w:color w:val="000000"/>
           <w:sz w:val="24"/>
         </w:rPr>
-        <w:t xml:space="preserve">, a trading company that operated in </w:t>
+        <w:t>, a trading compan</w:t>
+      </w:r>
+      <w:r>
+        <w:rPr>
+          <w:u w:val="single" w:color="0000ff"/>
+          <w:rFonts w:ascii="Charis SIL Regular" w:hAnsi="Charis SIL Regular" w:eastAsia="Charis SIL Regular"/>
+          <w:b w:val="0"/>
+          <w:i w:val="0"/>
+          <w:color w:val="000000"/>
+          <w:sz w:val="24"/>
+        </w:rPr>
+        <w:hyperlink r:id="rId16" w:history="1">
+          <w:r>
+            <w:rPr>
+              <w:rStyle w:val="Hyperlink"/>
+            </w:rPr>
+            <w:t>y that o</w:t>
+          </w:r>
+        </w:hyperlink>
+      </w:r>
+      <w:r>
+        <w:rPr>
+          <w:u w:val="single" w:color="0000ff"/>
+          <w:rFonts w:ascii="Charis SIL Regular" w:hAnsi="Charis SIL Regular" w:eastAsia="Charis SIL Regular"/>
+          <w:b w:val="0"/>
+          <w:i w:val="0"/>
+          <w:color w:val="000000"/>
+          <w:sz w:val="24"/>
+        </w:rPr>
+        <w:hyperlink r:id="rId16" w:history="1">
+          <w:r>
+            <w:rPr>
+              <w:rStyle w:val="Hyperlink"/>
+            </w:rPr>
+            <w:t>p</w:t>
+          </w:r>
+        </w:hyperlink>
+      </w:r>
+      <w:r>
+        <w:rPr>
+          <w:u w:val="single" w:color="0000ff"/>
+          <w:rFonts w:ascii="Charis SIL Regular" w:hAnsi="Charis SIL Regular" w:eastAsia="Charis SIL Regular"/>
+          <w:b w:val="0"/>
+          <w:i w:val="0"/>
+          <w:color w:val="000000"/>
+          <w:sz w:val="24"/>
+        </w:rPr>
+        <w:hyperlink r:id="rId16" w:history="1">
+          <w:r>
+            <w:rPr>
+              <w:rStyle w:val="Hyperlink"/>
+            </w:rPr>
+            <w:t xml:space="preserve">erated in </w:t>
+          </w:r>
+        </w:hyperlink>
       </w:r>
       <w:r>
         <w:rPr>
@@ -1606,7 +1587,7 @@
           <w:sz w:val="24"/>
           <w:u w:val="single"/>
         </w:rPr>
-        <w:hyperlink r:id="rId17" w:history="1">
+        <w:hyperlink r:id="rId16" w:history="1">
           <w:r>
             <w:rPr>
               <w:rStyle w:val="Hyperlink"/>
@@ -1624,7 +1605,7 @@
           <w:sz w:val="24"/>
           <w:u w:val="single"/>
         </w:rPr>
-        <w:hyperlink r:id="rId17" w:history="1">
+        <w:hyperlink r:id="rId16" w:history="1">
           <w:r>
             <w:rPr>
               <w:rStyle w:val="Hyperlink"/>
@@ -1642,7 +1623,7 @@
           <w:sz w:val="24"/>
           <w:u w:val="single"/>
         </w:rPr>
-        <w:hyperlink r:id="rId17" w:history="1">
+        <w:hyperlink r:id="rId16" w:history="1">
           <w:r>
             <w:rPr>
               <w:rStyle w:val="Hyperlink"/>
@@ -1689,7 +1670,7 @@
           <w:sz w:val="24"/>
           <w:u w:val="single"/>
         </w:rPr>
-        <w:hyperlink r:id="rId16" w:history="1">
+        <w:hyperlink r:id="rId17" w:history="1">
           <w:r>
             <w:rPr>
               <w:rStyle w:val="Hyperlink"/>
@@ -1700,16 +1681,6 @@
       </w:r>
       <w:r>
         <w:rPr>
-          <w:rFonts w:ascii="Charis SIL Regular" w:hAnsi="Charis SIL Regular" w:eastAsia="Charis SIL Regular"/>
-          <w:b w:val="0"/>
-          <w:i w:val="0"/>
-          <w:color w:val="000000"/>
-          <w:sz w:val="24"/>
-        </w:rPr>
-        <w:t xml:space="preserve">. A large number </w:t>
-      </w:r>
-      <w:r>
-        <w:rPr>
           <w:u w:val="single" w:color="0000ff"/>
           <w:rFonts w:ascii="Charis SIL Regular" w:hAnsi="Charis SIL Regular" w:eastAsia="Charis SIL Regular"/>
           <w:b w:val="0"/>
@@ -1722,91 +1693,29 @@
             <w:rPr>
               <w:rStyle w:val="Hyperlink"/>
             </w:rPr>
-            <w:t>of A</w:t>
+            <w:t>. A large nu</w:t>
           </w:r>
         </w:hyperlink>
       </w:r>
       <w:r>
         <w:rPr>
-          <w:u w:val="single" w:color="0000ff"/>
           <w:rFonts w:ascii="Charis SIL Regular" w:hAnsi="Charis SIL Regular" w:eastAsia="Charis SIL Regular"/>
           <w:b w:val="0"/>
           <w:i w:val="0"/>
           <w:color w:val="000000"/>
           <w:sz w:val="24"/>
         </w:rPr>
-        <w:hyperlink r:id="rId16" w:history="1">
-          <w:r>
-            <w:rPr>
-              <w:rStyle w:val="Hyperlink"/>
-            </w:rPr>
-            <w:t>f</w:t>
-          </w:r>
-        </w:hyperlink>
-      </w:r>
-      <w:r>
-        <w:rPr>
-          <w:u w:val="single" w:color="0000ff"/>
+        <w:t xml:space="preserve">mber </w:t>
+      </w:r>
+      <w:r>
+        <w:rPr>
           <w:rFonts w:ascii="Charis SIL Regular" w:hAnsi="Charis SIL Regular" w:eastAsia="Charis SIL Regular"/>
           <w:b w:val="0"/>
           <w:i w:val="0"/>
           <w:color w:val="000000"/>
           <w:sz w:val="24"/>
         </w:rPr>
-        <w:hyperlink r:id="rId16" w:history="1">
-          <w:r>
-            <w:rPr>
-              <w:rStyle w:val="Hyperlink"/>
-            </w:rPr>
-            <w:t>rican ob</w:t>
-          </w:r>
-        </w:hyperlink>
-      </w:r>
-      <w:r>
-        <w:rPr>
-          <w:u w:val="single" w:color="0000ff"/>
-          <w:rFonts w:ascii="Charis SIL Regular" w:hAnsi="Charis SIL Regular" w:eastAsia="Charis SIL Regular"/>
-          <w:b w:val="0"/>
-          <w:i w:val="0"/>
-          <w:color w:val="000000"/>
-          <w:sz w:val="24"/>
-        </w:rPr>
-        <w:hyperlink r:id="rId16" w:history="1">
-          <w:r>
-            <w:rPr>
-              <w:rStyle w:val="Hyperlink"/>
-            </w:rPr>
-            <w:t>j</w:t>
-          </w:r>
-        </w:hyperlink>
-      </w:r>
-      <w:r>
-        <w:rPr>
-          <w:u w:val="single" w:color="0000ff"/>
-          <w:rFonts w:ascii="Charis SIL Regular" w:hAnsi="Charis SIL Regular" w:eastAsia="Charis SIL Regular"/>
-          <w:b w:val="0"/>
-          <w:i w:val="0"/>
-          <w:color w:val="000000"/>
-          <w:sz w:val="24"/>
-        </w:rPr>
-        <w:hyperlink r:id="rId16" w:history="1">
-          <w:r>
-            <w:rPr>
-              <w:rStyle w:val="Hyperlink"/>
-            </w:rPr>
-            <w:t>ects, especi</w:t>
-          </w:r>
-        </w:hyperlink>
-      </w:r>
-      <w:r>
-        <w:rPr>
-          <w:rFonts w:ascii="Charis SIL Regular" w:hAnsi="Charis SIL Regular" w:eastAsia="Charis SIL Regular"/>
-          <w:b w:val="0"/>
-          <w:i w:val="0"/>
-          <w:color w:val="000000"/>
-          <w:sz w:val="24"/>
-        </w:rPr>
-        <w:t xml:space="preserve">ally from </w:t>
+        <w:t xml:space="preserve">of African objects, especially from </w:t>
       </w:r>
       <w:r>
         <w:rPr>
@@ -4429,7 +4338,7 @@
           <w:sz w:val="24"/>
           <w:u w:val="single"/>
         </w:rPr>
-        <w:hyperlink r:id="rId27" w:history="1">
+        <w:hyperlink r:id="rId26" w:history="1">
           <w:r>
             <w:rPr>
               <w:rStyle w:val="Hyperlink"/>

--- a/EXPORTS/DOCX/published/niveau2/English/Trade.docx
+++ b/EXPORTS/DOCX/published/niveau2/English/Trade.docx
@@ -463,7 +463,25 @@
           <w:color w:val="000000"/>
           <w:sz w:val="24"/>
         </w:rPr>
-        <w:t xml:space="preserve">auction houses </w:t>
+        <w:t>auct</w:t>
+      </w:r>
+      <w:r>
+        <w:rPr>
+          <w:u w:val="single" w:color="0000ff"/>
+          <w:rFonts w:ascii="Charis SIL Regular" w:hAnsi="Charis SIL Regular" w:eastAsia="Charis SIL Regular"/>
+          <w:b w:val="0"/>
+          <w:i w:val="0"/>
+          <w:color w:val="000000"/>
+          <w:sz w:val="24"/>
+        </w:rPr>
+        <w:hyperlink r:id="rId9" w:history="1">
+          <w:r>
+            <w:rPr>
+              <w:rStyle w:val="Hyperlink"/>
+            </w:rPr>
+            <w:t xml:space="preserve">ion houses </w:t>
+          </w:r>
+        </w:hyperlink>
       </w:r>
       <w:r>
         <w:rPr>
@@ -474,7 +492,7 @@
           <w:sz w:val="24"/>
           <w:u w:val="single"/>
         </w:rPr>
-        <w:hyperlink r:id="rId12" w:history="1">
+        <w:hyperlink r:id="rId9" w:history="1">
           <w:r>
             <w:rPr>
               <w:rStyle w:val="Hyperlink"/>
@@ -528,7 +546,7 @@
           <w:sz w:val="24"/>
           <w:u w:val="single"/>
         </w:rPr>
-        <w:hyperlink r:id="rId12" w:history="1">
+        <w:hyperlink r:id="rId10" w:history="1">
           <w:r>
             <w:rPr>
               <w:rStyle w:val="Hyperlink"/>
@@ -557,7 +575,7 @@
           <w:sz w:val="24"/>
           <w:u w:val="single"/>
         </w:rPr>
-        <w:hyperlink r:id="rId12" w:history="1">
+        <w:hyperlink r:id="rId10" w:history="1">
           <w:r>
             <w:rPr>
               <w:rStyle w:val="Hyperlink"/>
@@ -575,7 +593,7 @@
           <w:sz w:val="24"/>
           <w:u w:val="single"/>
         </w:rPr>
-        <w:hyperlink r:id="rId12" w:history="1">
+        <w:hyperlink r:id="rId10" w:history="1">
           <w:r>
             <w:rPr>
               <w:rStyle w:val="Hyperlink"/>
@@ -593,7 +611,7 @@
           <w:sz w:val="24"/>
           <w:u w:val="single"/>
         </w:rPr>
-        <w:hyperlink r:id="rId12" w:history="1">
+        <w:hyperlink r:id="rId10" w:history="1">
           <w:r>
             <w:rPr>
               <w:rStyle w:val="Hyperlink"/>
@@ -622,7 +640,7 @@
           <w:sz w:val="24"/>
           <w:u w:val="single"/>
         </w:rPr>
-        <w:hyperlink r:id="rId12" w:history="1">
+        <w:hyperlink r:id="rId10" w:history="1">
           <w:r>
             <w:rPr>
               <w:rStyle w:val="Hyperlink"/>
@@ -651,7 +669,7 @@
           <w:sz w:val="24"/>
           <w:u w:val="single"/>
         </w:rPr>
-        <w:hyperlink r:id="rId12" w:history="1">
+        <w:hyperlink r:id="rId10" w:history="1">
           <w:r>
             <w:rPr>
               <w:rStyle w:val="Hyperlink"/>
@@ -680,7 +698,7 @@
           <w:sz w:val="24"/>
           <w:u w:val="single"/>
         </w:rPr>
-        <w:hyperlink r:id="rId10" w:history="1">
+        <w:hyperlink r:id="rId12" w:history="1">
           <w:r>
             <w:rPr>
               <w:rStyle w:val="Hyperlink"/>
@@ -745,13 +763,32 @@
       </w:r>
       <w:r>
         <w:rPr>
+          <w:u w:val="single" w:color="0000ff"/>
           <w:rFonts w:ascii="Charis SIL Regular" w:hAnsi="Charis SIL Regular" w:eastAsia="Charis SIL Regular"/>
           <w:b w:val="0"/>
           <w:i w:val="0"/>
           <w:color w:val="000000"/>
           <w:sz w:val="24"/>
         </w:rPr>
-        <w:t xml:space="preserve"> and </w:t>
+        <w:hyperlink r:id="rId11" w:history="1">
+          <w:r>
+            <w:rPr>
+              <w:rStyle w:val="Hyperlink"/>
+            </w:rPr>
+            <w:t xml:space="preserve"> and</w:t>
+          </w:r>
+        </w:hyperlink>
+      </w:r>
+      <w:r>
+        <w:rPr>
+          <w:u w:val="single" w:color="0000ff"/>
+          <w:rFonts w:ascii="Charis SIL Regular" w:hAnsi="Charis SIL Regular" w:eastAsia="Charis SIL Regular"/>
+          <w:b w:val="0"/>
+          <w:i w:val="0"/>
+          <w:color w:val="000000"/>
+          <w:sz w:val="24"/>
+        </w:rPr>
+        <w:t xml:space="preserve"> </w:t>
       </w:r>
       <w:r>
         <w:rPr>
@@ -791,7 +828,7 @@
           <w:sz w:val="24"/>
           <w:u w:val="single"/>
         </w:rPr>
-        <w:hyperlink r:id="rId11" w:history="1">
+        <w:hyperlink r:id="rId13" w:history="1">
           <w:r>
             <w:rPr>
               <w:rStyle w:val="Hyperlink"/>
@@ -809,7 +846,7 @@
           <w:sz w:val="24"/>
           <w:u w:val="single"/>
         </w:rPr>
-        <w:hyperlink r:id="rId11" w:history="1">
+        <w:hyperlink r:id="rId13" w:history="1">
           <w:r>
             <w:rPr>
               <w:rStyle w:val="Hyperlink"/>
@@ -923,7 +960,7 @@
           <w:sz w:val="24"/>
           <w:u w:val="single"/>
         </w:rPr>
-        <w:hyperlink r:id="rId12" w:history="1">
+        <w:hyperlink r:id="rId14" w:history="1">
           <w:r>
             <w:rPr>
               <w:rStyle w:val="Hyperlink"/>
@@ -970,7 +1007,7 @@
           <w:sz w:val="24"/>
           <w:u w:val="single"/>
         </w:rPr>
-        <w:hyperlink r:id="rId12" w:history="1">
+        <w:hyperlink r:id="rId14" w:history="1">
           <w:r>
             <w:rPr>
               <w:rStyle w:val="Hyperlink"/>
@@ -1053,7 +1090,7 @@
           <w:sz w:val="24"/>
           <w:u w:val="single"/>
         </w:rPr>
-        <w:hyperlink r:id="rId14" w:history="1">
+        <w:hyperlink r:id="rId12" w:history="1">
           <w:r>
             <w:rPr>
               <w:rStyle w:val="Hyperlink"/>
@@ -1082,7 +1119,7 @@
           <w:sz w:val="24"/>
           <w:u w:val="single"/>
         </w:rPr>
-        <w:hyperlink r:id="rId14" w:history="1">
+        <w:hyperlink r:id="rId12" w:history="1">
           <w:r>
             <w:rPr>
               <w:rStyle w:val="Hyperlink"/>
@@ -1098,7 +1135,6 @@
           <w:i w:val="0"/>
           <w:color w:val="0000FF"/>
           <w:sz w:val="24"/>
-          <w:u w:val="single"/>
         </w:rPr>
         <w:hyperlink r:id="rId14" w:history="1">
           <w:r>
@@ -1118,7 +1154,7 @@
           <w:sz w:val="24"/>
           <w:u w:val="single"/>
         </w:rPr>
-        <w:hyperlink r:id="rId14" w:history="1">
+        <w:hyperlink r:id="rId13" w:history="1">
           <w:r>
             <w:rPr>
               <w:rStyle w:val="Hyperlink"/>
@@ -1129,13 +1165,49 @@
       </w:r>
       <w:r>
         <w:rPr>
+          <w:u w:val="single" w:color="0000ff"/>
           <w:rFonts w:ascii="Charis SIL Regular" w:hAnsi="Charis SIL Regular" w:eastAsia="Charis SIL Regular"/>
           <w:b w:val="0"/>
           <w:i w:val="0"/>
           <w:color w:val="000000"/>
           <w:sz w:val="24"/>
         </w:rPr>
-        <w:t xml:space="preserve"> and </w:t>
+        <w:hyperlink r:id="rId13" w:history="1">
+          <w:r>
+            <w:rPr>
+              <w:rStyle w:val="Hyperlink"/>
+            </w:rPr>
+            <w:t xml:space="preserve"> an</w:t>
+          </w:r>
+        </w:hyperlink>
+      </w:r>
+      <w:r>
+        <w:rPr>
+          <w:u w:val="single" w:color="0000ff"/>
+          <w:rFonts w:ascii="Charis SIL Regular" w:hAnsi="Charis SIL Regular" w:eastAsia="Charis SIL Regular"/>
+          <w:b w:val="0"/>
+          <w:i w:val="0"/>
+          <w:color w:val="000000"/>
+          <w:sz w:val="24"/>
+        </w:rPr>
+        <w:hyperlink r:id="rId13" w:history="1">
+          <w:r>
+            <w:rPr>
+              <w:rStyle w:val="Hyperlink"/>
+            </w:rPr>
+            <w:t>d</w:t>
+          </w:r>
+        </w:hyperlink>
+      </w:r>
+      <w:r>
+        <w:rPr>
+          <w:rFonts w:ascii="Charis SIL Regular" w:hAnsi="Charis SIL Regular" w:eastAsia="Charis SIL Regular"/>
+          <w:b w:val="0"/>
+          <w:i w:val="0"/>
+          <w:color w:val="000000"/>
+          <w:sz w:val="24"/>
+        </w:rPr>
+        <w:t xml:space="preserve"> </w:t>
       </w:r>
       <w:r>
         <w:rPr>
@@ -1146,7 +1218,7 @@
           <w:sz w:val="24"/>
           <w:u w:val="single"/>
         </w:rPr>
-        <w:hyperlink r:id="rId15" w:history="1">
+        <w:hyperlink r:id="rId13" w:history="1">
           <w:r>
             <w:rPr>
               <w:rStyle w:val="Hyperlink"/>
@@ -1187,9 +1259,20 @@
             <w:rPr>
               <w:rStyle w:val="Hyperlink"/>
             </w:rPr>
-            <w:t xml:space="preserve">atan </w:t>
+            <w:t>atan</w:t>
           </w:r>
         </w:hyperlink>
+      </w:r>
+      <w:r>
+        <w:rPr>
+          <w:rFonts w:ascii="Charis SIL Regular" w:hAnsi="Charis SIL Regular" w:eastAsia="Charis SIL Regular"/>
+          <w:b w:val="0"/>
+          <w:i w:val="0"/>
+          <w:color w:val="0000FF"/>
+          <w:sz w:val="24"/>
+          <w:u w:val="single"/>
+        </w:rPr>
+        <w:t xml:space="preserve"> </w:t>
       </w:r>
       <w:r>
         <w:rPr>
@@ -1353,7 +1436,7 @@
           <w:sz w:val="24"/>
           <w:u w:val="single"/>
         </w:rPr>
-        <w:hyperlink r:id="rId16" w:history="1">
+        <w:hyperlink r:id="rId15" w:history="1">
           <w:r>
             <w:rPr>
               <w:rStyle w:val="Hyperlink"/>
@@ -1382,7 +1465,7 @@
           <w:sz w:val="24"/>
           <w:u w:val="single"/>
         </w:rPr>
-        <w:hyperlink r:id="rId16" w:history="1">
+        <w:hyperlink r:id="rId15" w:history="1">
           <w:r>
             <w:rPr>
               <w:rStyle w:val="Hyperlink"/>
@@ -1411,7 +1494,7 @@
           <w:sz w:val="24"/>
           <w:u w:val="single"/>
         </w:rPr>
-        <w:hyperlink r:id="rId16" w:history="1">
+        <w:hyperlink r:id="rId15" w:history="1">
           <w:r>
             <w:rPr>
               <w:rStyle w:val="Hyperlink"/>
@@ -1429,7 +1512,7 @@
           <w:sz w:val="24"/>
           <w:u w:val="single"/>
         </w:rPr>
-        <w:hyperlink r:id="rId16" w:history="1">
+        <w:hyperlink r:id="rId15" w:history="1">
           <w:r>
             <w:rPr>
               <w:rStyle w:val="Hyperlink"/>
@@ -1447,7 +1530,7 @@
           <w:sz w:val="24"/>
           <w:u w:val="single"/>
         </w:rPr>
-        <w:hyperlink r:id="rId16" w:history="1">
+        <w:hyperlink r:id="rId15" w:history="1">
           <w:r>
             <w:rPr>
               <w:rStyle w:val="Hyperlink"/>
@@ -1476,7 +1559,7 @@
           <w:sz w:val="24"/>
           <w:u w:val="single"/>
         </w:rPr>
-        <w:hyperlink r:id="rId16" w:history="1">
+        <w:hyperlink r:id="rId15" w:history="1">
           <w:r>
             <w:rPr>
               <w:rStyle w:val="Hyperlink"/>
@@ -1505,7 +1588,7 @@
           <w:sz w:val="24"/>
           <w:u w:val="single"/>
         </w:rPr>
-        <w:hyperlink r:id="rId16" w:history="1">
+        <w:hyperlink r:id="rId15" w:history="1">
           <w:r>
             <w:rPr>
               <w:rStyle w:val="Hyperlink"/>
@@ -1533,7 +1616,7 @@
           <w:color w:val="000000"/>
           <w:sz w:val="24"/>
         </w:rPr>
-        <w:hyperlink r:id="rId16" w:history="1">
+        <w:hyperlink r:id="rId15" w:history="1">
           <w:r>
             <w:rPr>
               <w:rStyle w:val="Hyperlink"/>
@@ -1551,7 +1634,7 @@
           <w:color w:val="000000"/>
           <w:sz w:val="24"/>
         </w:rPr>
-        <w:hyperlink r:id="rId16" w:history="1">
+        <w:hyperlink r:id="rId15" w:history="1">
           <w:r>
             <w:rPr>
               <w:rStyle w:val="Hyperlink"/>
@@ -1569,14 +1652,7 @@
           <w:color w:val="000000"/>
           <w:sz w:val="24"/>
         </w:rPr>
-        <w:hyperlink r:id="rId16" w:history="1">
-          <w:r>
-            <w:rPr>
-              <w:rStyle w:val="Hyperlink"/>
-            </w:rPr>
-            <w:t xml:space="preserve">erated in </w:t>
-          </w:r>
-        </w:hyperlink>
+        <w:t xml:space="preserve">erated in </w:t>
       </w:r>
       <w:r>
         <w:rPr>
@@ -1587,7 +1663,7 @@
           <w:sz w:val="24"/>
           <w:u w:val="single"/>
         </w:rPr>
-        <w:hyperlink r:id="rId16" w:history="1">
+        <w:hyperlink r:id="rId15" w:history="1">
           <w:r>
             <w:rPr>
               <w:rStyle w:val="Hyperlink"/>
@@ -1605,7 +1681,7 @@
           <w:sz w:val="24"/>
           <w:u w:val="single"/>
         </w:rPr>
-        <w:hyperlink r:id="rId16" w:history="1">
+        <w:hyperlink r:id="rId15" w:history="1">
           <w:r>
             <w:rPr>
               <w:rStyle w:val="Hyperlink"/>
@@ -1623,7 +1699,7 @@
           <w:sz w:val="24"/>
           <w:u w:val="single"/>
         </w:rPr>
-        <w:hyperlink r:id="rId16" w:history="1">
+        <w:hyperlink r:id="rId15" w:history="1">
           <w:r>
             <w:rPr>
               <w:rStyle w:val="Hyperlink"/>
@@ -1652,7 +1728,7 @@
           <w:sz w:val="24"/>
           <w:u w:val="single"/>
         </w:rPr>
-        <w:hyperlink r:id="rId17" w:history="1">
+        <w:hyperlink r:id="rId15" w:history="1">
           <w:r>
             <w:rPr>
               <w:rStyle w:val="Hyperlink"/>
@@ -1670,7 +1746,7 @@
           <w:sz w:val="24"/>
           <w:u w:val="single"/>
         </w:rPr>
-        <w:hyperlink r:id="rId17" w:history="1">
+        <w:hyperlink r:id="rId15" w:history="1">
           <w:r>
             <w:rPr>
               <w:rStyle w:val="Hyperlink"/>
@@ -1688,7 +1764,7 @@
           <w:color w:val="000000"/>
           <w:sz w:val="24"/>
         </w:rPr>
-        <w:hyperlink r:id="rId16" w:history="1">
+        <w:hyperlink r:id="rId15" w:history="1">
           <w:r>
             <w:rPr>
               <w:rStyle w:val="Hyperlink"/>
@@ -1709,13 +1785,103 @@
       </w:r>
       <w:r>
         <w:rPr>
+          <w:u w:val="single" w:color="0000ff"/>
           <w:rFonts w:ascii="Charis SIL Regular" w:hAnsi="Charis SIL Regular" w:eastAsia="Charis SIL Regular"/>
           <w:b w:val="0"/>
           <w:i w:val="0"/>
           <w:color w:val="000000"/>
           <w:sz w:val="24"/>
         </w:rPr>
-        <w:t xml:space="preserve">of African objects, especially from </w:t>
+        <w:hyperlink r:id="rId15" w:history="1">
+          <w:r>
+            <w:rPr>
+              <w:rStyle w:val="Hyperlink"/>
+            </w:rPr>
+            <w:t>of A</w:t>
+          </w:r>
+        </w:hyperlink>
+      </w:r>
+      <w:r>
+        <w:rPr>
+          <w:u w:val="single" w:color="0000ff"/>
+          <w:rFonts w:ascii="Charis SIL Regular" w:hAnsi="Charis SIL Regular" w:eastAsia="Charis SIL Regular"/>
+          <w:b w:val="0"/>
+          <w:i w:val="0"/>
+          <w:color w:val="000000"/>
+          <w:sz w:val="24"/>
+        </w:rPr>
+        <w:hyperlink r:id="rId15" w:history="1">
+          <w:r>
+            <w:rPr>
+              <w:rStyle w:val="Hyperlink"/>
+            </w:rPr>
+            <w:t>f</w:t>
+          </w:r>
+        </w:hyperlink>
+      </w:r>
+      <w:r>
+        <w:rPr>
+          <w:u w:val="single" w:color="0000ff"/>
+          <w:rFonts w:ascii="Charis SIL Regular" w:hAnsi="Charis SIL Regular" w:eastAsia="Charis SIL Regular"/>
+          <w:b w:val="0"/>
+          <w:i w:val="0"/>
+          <w:color w:val="000000"/>
+          <w:sz w:val="24"/>
+        </w:rPr>
+        <w:hyperlink r:id="rId15" w:history="1">
+          <w:r>
+            <w:rPr>
+              <w:rStyle w:val="Hyperlink"/>
+            </w:rPr>
+            <w:t>rican ob</w:t>
+          </w:r>
+        </w:hyperlink>
+      </w:r>
+      <w:r>
+        <w:rPr>
+          <w:u w:val="single" w:color="0000ff"/>
+          <w:rFonts w:ascii="Charis SIL Regular" w:hAnsi="Charis SIL Regular" w:eastAsia="Charis SIL Regular"/>
+          <w:b w:val="0"/>
+          <w:i w:val="0"/>
+          <w:color w:val="000000"/>
+          <w:sz w:val="24"/>
+        </w:rPr>
+        <w:hyperlink r:id="rId15" w:history="1">
+          <w:r>
+            <w:rPr>
+              <w:rStyle w:val="Hyperlink"/>
+            </w:rPr>
+            <w:t>j</w:t>
+          </w:r>
+        </w:hyperlink>
+      </w:r>
+      <w:r>
+        <w:rPr>
+          <w:u w:val="single" w:color="0000ff"/>
+          <w:rFonts w:ascii="Charis SIL Regular" w:hAnsi="Charis SIL Regular" w:eastAsia="Charis SIL Regular"/>
+          <w:b w:val="0"/>
+          <w:i w:val="0"/>
+          <w:color w:val="000000"/>
+          <w:sz w:val="24"/>
+        </w:rPr>
+        <w:hyperlink r:id="rId15" w:history="1">
+          <w:r>
+            <w:rPr>
+              <w:rStyle w:val="Hyperlink"/>
+            </w:rPr>
+            <w:t>ects, especi</w:t>
+          </w:r>
+        </w:hyperlink>
+      </w:r>
+      <w:r>
+        <w:rPr>
+          <w:rFonts w:ascii="Charis SIL Regular" w:hAnsi="Charis SIL Regular" w:eastAsia="Charis SIL Regular"/>
+          <w:b w:val="0"/>
+          <w:i w:val="0"/>
+          <w:color w:val="000000"/>
+          <w:sz w:val="24"/>
+        </w:rPr>
+        <w:t xml:space="preserve">ally from </w:t>
       </w:r>
       <w:r>
         <w:rPr>
@@ -1726,7 +1892,7 @@
           <w:sz w:val="24"/>
           <w:u w:val="single"/>
         </w:rPr>
-        <w:hyperlink r:id="rId18" w:history="1">
+        <w:hyperlink r:id="rId16" w:history="1">
           <w:r>
             <w:rPr>
               <w:rStyle w:val="Hyperlink"/>
@@ -2097,7 +2263,7 @@
           <w:sz w:val="24"/>
           <w:u w:val="single"/>
         </w:rPr>
-        <w:hyperlink r:id="rId19" w:history="1">
+        <w:hyperlink r:id="rId18" w:history="1">
           <w:r>
             <w:rPr>
               <w:rStyle w:val="Hyperlink"/>
@@ -2125,7 +2291,7 @@
           <w:sz w:val="24"/>
           <w:u w:val="single"/>
         </w:rPr>
-        <w:hyperlink r:id="rId20" w:history="1">
+        <w:hyperlink r:id="rId19" w:history="1">
           <w:r>
             <w:rPr>
               <w:rStyle w:val="Hyperlink"/>
@@ -2153,7 +2319,7 @@
           <w:color w:val="000000"/>
           <w:sz w:val="24"/>
         </w:rPr>
-        <w:hyperlink r:id="rId19" w:history="1">
+        <w:hyperlink r:id="rId18" w:history="1">
           <w:r>
             <w:rPr>
               <w:rStyle w:val="Hyperlink"/>
@@ -2181,7 +2347,7 @@
           <w:color w:val="000000"/>
           <w:sz w:val="24"/>
         </w:rPr>
-        <w:hyperlink r:id="rId20" w:history="1">
+        <w:hyperlink r:id="rId19" w:history="1">
           <w:r>
             <w:rPr>
               <w:rStyle w:val="Hyperlink"/>
@@ -2229,7 +2395,7 @@
           <w:sz w:val="24"/>
           <w:u w:val="single"/>
         </w:rPr>
-        <w:hyperlink r:id="rId21" w:history="1">
+        <w:hyperlink r:id="rId20" w:history="1">
           <w:r>
             <w:rPr>
               <w:rStyle w:val="Hyperlink"/>
@@ -2258,7 +2424,7 @@
           <w:sz w:val="24"/>
           <w:u w:val="single"/>
         </w:rPr>
-        <w:hyperlink r:id="rId21" w:history="1">
+        <w:hyperlink r:id="rId20" w:history="1">
           <w:r>
             <w:rPr>
               <w:rStyle w:val="Hyperlink"/>
@@ -2287,7 +2453,7 @@
           <w:sz w:val="24"/>
           <w:u w:val="single"/>
         </w:rPr>
-        <w:hyperlink r:id="rId21" w:history="1">
+        <w:hyperlink r:id="rId20" w:history="1">
           <w:r>
             <w:rPr>
               <w:rStyle w:val="Hyperlink"/>
@@ -2316,7 +2482,7 @@
           <w:sz w:val="24"/>
           <w:u w:val="single"/>
         </w:rPr>
-        <w:hyperlink r:id="rId21" w:history="1">
+        <w:hyperlink r:id="rId20" w:history="1">
           <w:r>
             <w:rPr>
               <w:rStyle w:val="Hyperlink"/>
@@ -2335,6 +2501,343 @@
           <w:u w:val="single"/>
         </w:rPr>
         <w:t xml:space="preserve"> </w:t>
+      </w:r>
+      <w:r>
+        <w:rPr>
+          <w:rFonts w:ascii="Charis SIL Regular" w:hAnsi="Charis SIL Regular" w:eastAsia="Charis SIL Regular"/>
+          <w:b w:val="0"/>
+          <w:i w:val="0"/>
+          <w:color w:val="0000FF"/>
+          <w:sz w:val="24"/>
+          <w:u w:val="single"/>
+        </w:rPr>
+        <w:hyperlink r:id="rId20" w:history="1">
+          <w:r>
+            <w:rPr>
+              <w:rStyle w:val="Hyperlink"/>
+            </w:rPr>
+            <w:t>Art</w:t>
+          </w:r>
+        </w:hyperlink>
+      </w:r>
+      <w:r>
+        <w:rPr>
+          <w:rFonts w:ascii="Charis SIL Regular" w:hAnsi="Charis SIL Regular" w:eastAsia="Charis SIL Regular"/>
+          <w:b w:val="0"/>
+          <w:i w:val="0"/>
+          <w:color w:val="0000FF"/>
+          <w:sz w:val="24"/>
+          <w:u w:val="single"/>
+        </w:rPr>
+        <w:t xml:space="preserve"> </w:t>
+      </w:r>
+      <w:r>
+        <w:rPr>
+          <w:rFonts w:ascii="Charis SIL Regular" w:hAnsi="Charis SIL Regular" w:eastAsia="Charis SIL Regular"/>
+          <w:b w:val="0"/>
+          <w:i w:val="0"/>
+          <w:color w:val="0000FF"/>
+          <w:sz w:val="24"/>
+          <w:u w:val="single"/>
+        </w:rPr>
+        <w:hyperlink r:id="rId20" w:history="1">
+          <w:r>
+            <w:rPr>
+              <w:rStyle w:val="Hyperlink"/>
+            </w:rPr>
+            <w:t>History)</w:t>
+          </w:r>
+        </w:hyperlink>
+      </w:r>
+      <w:r>
+        <w:rPr>
+          <w:rFonts w:ascii="Charis SIL Regular" w:hAnsi="Charis SIL Regular" w:eastAsia="Charis SIL Regular"/>
+          <w:b w:val="0"/>
+          <w:i w:val="0"/>
+          <w:color w:val="000000"/>
+          <w:sz w:val="24"/>
+        </w:rPr>
+        <w:t xml:space="preserve"> and the </w:t>
+      </w:r>
+      <w:r>
+        <w:rPr>
+          <w:rFonts w:ascii="Charis SIL Regular" w:hAnsi="Charis SIL Regular" w:eastAsia="Charis SIL Regular"/>
+          <w:b w:val="0"/>
+          <w:i w:val="0"/>
+          <w:color w:val="0000FF"/>
+          <w:sz w:val="24"/>
+          <w:u w:val="single"/>
+        </w:rPr>
+        <w:t>Rijksmuseum</w:t>
+      </w:r>
+      <w:r>
+        <w:rPr>
+          <w:rFonts w:ascii="Charis SIL Regular" w:hAnsi="Charis SIL Regular" w:eastAsia="Charis SIL Regular"/>
+          <w:b w:val="0"/>
+          <w:i w:val="0"/>
+          <w:color w:val="000000"/>
+          <w:sz w:val="24"/>
+        </w:rPr>
+        <w:t xml:space="preserve"> have </w:t>
+      </w:r>
+      <w:r>
+        <w:rPr>
+          <w:rFonts w:ascii="Charis SIL Regular" w:hAnsi="Charis SIL Regular" w:eastAsia="Charis SIL Regular"/>
+          <w:b w:val="0"/>
+          <w:i w:val="0"/>
+          <w:color w:val="000000"/>
+          <w:sz w:val="24"/>
+        </w:rPr>
+        <w:t>extensive collection</w:t>
+      </w:r>
+      <w:r>
+        <w:rPr>
+          <w:u w:val="single" w:color="0000ff"/>
+          <w:rFonts w:ascii="Charis SIL Regular" w:hAnsi="Charis SIL Regular" w:eastAsia="Charis SIL Regular"/>
+          <w:b w:val="0"/>
+          <w:i w:val="0"/>
+          <w:color w:val="000000"/>
+          <w:sz w:val="24"/>
+        </w:rPr>
+        <w:hyperlink r:id="rId20" w:history="1">
+          <w:r>
+            <w:rPr>
+              <w:rStyle w:val="Hyperlink"/>
+            </w:rPr>
+            <w:t xml:space="preserve">s of </w:t>
+          </w:r>
+        </w:hyperlink>
+      </w:r>
+      <w:r>
+        <w:rPr>
+          <w:u w:val="single" w:color="0000ff"/>
+          <w:rFonts w:ascii="Charis SIL Regular" w:hAnsi="Charis SIL Regular" w:eastAsia="Charis SIL Regular"/>
+          <w:b w:val="0"/>
+          <w:i w:val="0"/>
+          <w:color w:val="000000"/>
+          <w:sz w:val="24"/>
+        </w:rPr>
+        <w:hyperlink r:id="rId20" w:history="1">
+          <w:r>
+            <w:rPr>
+              <w:rStyle w:val="Hyperlink"/>
+            </w:rPr>
+            <w:t>c</w:t>
+          </w:r>
+        </w:hyperlink>
+      </w:r>
+      <w:r>
+        <w:rPr>
+          <w:u w:val="single" w:color="0000ff"/>
+          <w:rFonts w:ascii="Charis SIL Regular" w:hAnsi="Charis SIL Regular" w:eastAsia="Charis SIL Regular"/>
+          <w:b w:val="0"/>
+          <w:i w:val="0"/>
+          <w:color w:val="000000"/>
+          <w:sz w:val="24"/>
+        </w:rPr>
+        <w:hyperlink r:id="rId20" w:history="1">
+          <w:r>
+            <w:rPr>
+              <w:rStyle w:val="Hyperlink"/>
+            </w:rPr>
+            <w:t xml:space="preserve">atalogues of </w:t>
+          </w:r>
+        </w:hyperlink>
+      </w:r>
+      <w:r>
+        <w:rPr>
+          <w:u w:val="single" w:color="0000ff"/>
+          <w:rFonts w:ascii="Charis SIL Regular" w:hAnsi="Charis SIL Regular" w:eastAsia="Charis SIL Regular"/>
+          <w:b w:val="0"/>
+          <w:i w:val="0"/>
+          <w:color w:val="000000"/>
+          <w:sz w:val="24"/>
+        </w:rPr>
+        <w:hyperlink r:id="rId20" w:history="1">
+          <w:r>
+            <w:rPr>
+              <w:rStyle w:val="Hyperlink"/>
+            </w:rPr>
+            <w:t>a</w:t>
+          </w:r>
+        </w:hyperlink>
+      </w:r>
+      <w:r>
+        <w:rPr>
+          <w:u w:val="single" w:color="0000ff"/>
+          <w:rFonts w:ascii="Charis SIL Regular" w:hAnsi="Charis SIL Regular" w:eastAsia="Charis SIL Regular"/>
+          <w:b w:val="0"/>
+          <w:i w:val="0"/>
+          <w:color w:val="000000"/>
+          <w:sz w:val="24"/>
+        </w:rPr>
+        <w:hyperlink r:id="rId20" w:history="1">
+          <w:r>
+            <w:rPr>
+              <w:rStyle w:val="Hyperlink"/>
+            </w:rPr>
+            <w:t xml:space="preserve">uctions </w:t>
+          </w:r>
+        </w:hyperlink>
+      </w:r>
+      <w:r>
+        <w:rPr>
+          <w:u w:val="single" w:color="0000ff"/>
+          <w:rFonts w:ascii="Charis SIL Regular" w:hAnsi="Charis SIL Regular" w:eastAsia="Charis SIL Regular"/>
+          <w:b w:val="0"/>
+          <w:i w:val="0"/>
+          <w:color w:val="000000"/>
+          <w:sz w:val="24"/>
+        </w:rPr>
+        <w:hyperlink r:id="rId20" w:history="1">
+          <w:r>
+            <w:rPr>
+              <w:rStyle w:val="Hyperlink"/>
+            </w:rPr>
+            <w:t>h</w:t>
+          </w:r>
+        </w:hyperlink>
+      </w:r>
+      <w:r>
+        <w:rPr>
+          <w:u w:val="single" w:color="0000ff"/>
+          <w:rFonts w:ascii="Charis SIL Regular" w:hAnsi="Charis SIL Regular" w:eastAsia="Charis SIL Regular"/>
+          <w:b w:val="0"/>
+          <w:i w:val="0"/>
+          <w:color w:val="000000"/>
+          <w:sz w:val="24"/>
+        </w:rPr>
+        <w:hyperlink r:id="rId20" w:history="1">
+          <w:r>
+            <w:rPr>
+              <w:rStyle w:val="Hyperlink"/>
+            </w:rPr>
+            <w:t>el</w:t>
+          </w:r>
+        </w:hyperlink>
+      </w:r>
+      <w:r>
+        <w:rPr>
+          <w:u w:val="single" w:color="0000ff"/>
+          <w:rFonts w:ascii="Charis SIL Regular" w:hAnsi="Charis SIL Regular" w:eastAsia="Charis SIL Regular"/>
+          <w:b w:val="0"/>
+          <w:i w:val="0"/>
+          <w:color w:val="000000"/>
+          <w:sz w:val="24"/>
+        </w:rPr>
+        <w:hyperlink r:id="rId20" w:history="1">
+          <w:r>
+            <w:rPr>
+              <w:rStyle w:val="Hyperlink"/>
+            </w:rPr>
+            <w:t>d</w:t>
+          </w:r>
+        </w:hyperlink>
+      </w:r>
+      <w:r>
+        <w:rPr>
+          <w:u w:val="single" w:color="0000ff"/>
+          <w:rFonts w:ascii="Charis SIL Regular" w:hAnsi="Charis SIL Regular" w:eastAsia="Charis SIL Regular"/>
+          <w:b w:val="0"/>
+          <w:i w:val="0"/>
+          <w:color w:val="000000"/>
+          <w:sz w:val="24"/>
+        </w:rPr>
+        <w:hyperlink r:id="rId20" w:history="1">
+          <w:r>
+            <w:rPr>
+              <w:rStyle w:val="Hyperlink"/>
+            </w:rPr>
+            <w:t xml:space="preserve"> in </w:t>
+          </w:r>
+        </w:hyperlink>
+      </w:r>
+      <w:r>
+        <w:rPr>
+          <w:u w:val="single" w:color="0000ff"/>
+          <w:rFonts w:ascii="Charis SIL Regular" w:hAnsi="Charis SIL Regular" w:eastAsia="Charis SIL Regular"/>
+          <w:b w:val="0"/>
+          <w:i w:val="0"/>
+          <w:color w:val="000000"/>
+          <w:sz w:val="24"/>
+        </w:rPr>
+        <w:hyperlink r:id="rId20" w:history="1">
+          <w:r>
+            <w:rPr>
+              <w:rStyle w:val="Hyperlink"/>
+            </w:rPr>
+            <w:t>t</w:t>
+          </w:r>
+        </w:hyperlink>
+      </w:r>
+      <w:r>
+        <w:rPr>
+          <w:u w:val="single" w:color="0000ff"/>
+          <w:rFonts w:ascii="Charis SIL Regular" w:hAnsi="Charis SIL Regular" w:eastAsia="Charis SIL Regular"/>
+          <w:b w:val="0"/>
+          <w:i w:val="0"/>
+          <w:color w:val="000000"/>
+          <w:sz w:val="24"/>
+        </w:rPr>
+        <w:hyperlink r:id="rId20" w:history="1">
+          <w:r>
+            <w:rPr>
+              <w:rStyle w:val="Hyperlink"/>
+            </w:rPr>
+            <w:t>he Neth</w:t>
+          </w:r>
+        </w:hyperlink>
+      </w:r>
+      <w:r>
+        <w:rPr>
+          <w:rFonts w:ascii="Charis SIL Regular" w:hAnsi="Charis SIL Regular" w:eastAsia="Charis SIL Regular"/>
+          <w:b w:val="0"/>
+          <w:i w:val="0"/>
+          <w:color w:val="000000"/>
+          <w:sz w:val="24"/>
+        </w:rPr>
+        <w:t>erlands, i</w:t>
+      </w:r>
+      <w:r>
+        <w:rPr>
+          <w:u w:val="single" w:color="0000ff"/>
+          <w:rFonts w:ascii="Charis SIL Regular" w:hAnsi="Charis SIL Regular" w:eastAsia="Charis SIL Regular"/>
+          <w:b w:val="0"/>
+          <w:i w:val="0"/>
+          <w:color w:val="000000"/>
+          <w:sz w:val="24"/>
+        </w:rPr>
+        <w:t>ncluding auc</w:t>
+      </w:r>
+      <w:r>
+        <w:rPr>
+          <w:rFonts w:ascii="Charis SIL Regular" w:hAnsi="Charis SIL Regular" w:eastAsia="Charis SIL Regular"/>
+          <w:b w:val="0"/>
+          <w:i w:val="0"/>
+          <w:color w:val="000000"/>
+          <w:sz w:val="24"/>
+        </w:rPr>
+        <w:t xml:space="preserve">tions of </w:t>
+      </w:r>
+      <w:r>
+        <w:rPr>
+          <w:rFonts w:ascii="Charis SIL Regular" w:hAnsi="Charis SIL Regular" w:eastAsia="Charis SIL Regular"/>
+          <w:b w:val="0"/>
+          <w:i w:val="0"/>
+          <w:color w:val="000000"/>
+          <w:sz w:val="24"/>
+        </w:rPr>
+        <w:t xml:space="preserve">non-western objects. Annotated catalogues sometimes contain notes about the items, buyers, </w:t>
+      </w:r>
+      <w:r>
+        <w:rPr>
+          <w:rFonts w:ascii="Charis SIL Regular" w:hAnsi="Charis SIL Regular" w:eastAsia="Charis SIL Regular"/>
+          <w:b w:val="0"/>
+          <w:i w:val="0"/>
+          <w:color w:val="000000"/>
+          <w:sz w:val="24"/>
+        </w:rPr>
+        <w:t xml:space="preserve">and sellers in an auction. The RKD's digitalised auction catalogues are available through the </w:t>
       </w:r>
       <w:r>
         <w:rPr>
@@ -2379,343 +2882,6 @@
             <w:rPr>
               <w:rStyle w:val="Hyperlink"/>
             </w:rPr>
-            <w:t>History)</w:t>
-          </w:r>
-        </w:hyperlink>
-      </w:r>
-      <w:r>
-        <w:rPr>
-          <w:rFonts w:ascii="Charis SIL Regular" w:hAnsi="Charis SIL Regular" w:eastAsia="Charis SIL Regular"/>
-          <w:b w:val="0"/>
-          <w:i w:val="0"/>
-          <w:color w:val="000000"/>
-          <w:sz w:val="24"/>
-        </w:rPr>
-        <w:t xml:space="preserve"> and the </w:t>
-      </w:r>
-      <w:r>
-        <w:rPr>
-          <w:rFonts w:ascii="Charis SIL Regular" w:hAnsi="Charis SIL Regular" w:eastAsia="Charis SIL Regular"/>
-          <w:b w:val="0"/>
-          <w:i w:val="0"/>
-          <w:color w:val="0000FF"/>
-          <w:sz w:val="24"/>
-          <w:u w:val="single"/>
-        </w:rPr>
-        <w:t>Rijksmuseum</w:t>
-      </w:r>
-      <w:r>
-        <w:rPr>
-          <w:rFonts w:ascii="Charis SIL Regular" w:hAnsi="Charis SIL Regular" w:eastAsia="Charis SIL Regular"/>
-          <w:b w:val="0"/>
-          <w:i w:val="0"/>
-          <w:color w:val="000000"/>
-          <w:sz w:val="24"/>
-        </w:rPr>
-        <w:t xml:space="preserve"> have </w:t>
-      </w:r>
-      <w:r>
-        <w:rPr>
-          <w:rFonts w:ascii="Charis SIL Regular" w:hAnsi="Charis SIL Regular" w:eastAsia="Charis SIL Regular"/>
-          <w:b w:val="0"/>
-          <w:i w:val="0"/>
-          <w:color w:val="000000"/>
-          <w:sz w:val="24"/>
-        </w:rPr>
-        <w:t>extensive collection</w:t>
-      </w:r>
-      <w:r>
-        <w:rPr>
-          <w:u w:val="single" w:color="0000ff"/>
-          <w:rFonts w:ascii="Charis SIL Regular" w:hAnsi="Charis SIL Regular" w:eastAsia="Charis SIL Regular"/>
-          <w:b w:val="0"/>
-          <w:i w:val="0"/>
-          <w:color w:val="000000"/>
-          <w:sz w:val="24"/>
-        </w:rPr>
-        <w:hyperlink r:id="rId21" w:history="1">
-          <w:r>
-            <w:rPr>
-              <w:rStyle w:val="Hyperlink"/>
-            </w:rPr>
-            <w:t xml:space="preserve">s of </w:t>
-          </w:r>
-        </w:hyperlink>
-      </w:r>
-      <w:r>
-        <w:rPr>
-          <w:u w:val="single" w:color="0000ff"/>
-          <w:rFonts w:ascii="Charis SIL Regular" w:hAnsi="Charis SIL Regular" w:eastAsia="Charis SIL Regular"/>
-          <w:b w:val="0"/>
-          <w:i w:val="0"/>
-          <w:color w:val="000000"/>
-          <w:sz w:val="24"/>
-        </w:rPr>
-        <w:hyperlink r:id="rId21" w:history="1">
-          <w:r>
-            <w:rPr>
-              <w:rStyle w:val="Hyperlink"/>
-            </w:rPr>
-            <w:t>c</w:t>
-          </w:r>
-        </w:hyperlink>
-      </w:r>
-      <w:r>
-        <w:rPr>
-          <w:u w:val="single" w:color="0000ff"/>
-          <w:rFonts w:ascii="Charis SIL Regular" w:hAnsi="Charis SIL Regular" w:eastAsia="Charis SIL Regular"/>
-          <w:b w:val="0"/>
-          <w:i w:val="0"/>
-          <w:color w:val="000000"/>
-          <w:sz w:val="24"/>
-        </w:rPr>
-        <w:hyperlink r:id="rId21" w:history="1">
-          <w:r>
-            <w:rPr>
-              <w:rStyle w:val="Hyperlink"/>
-            </w:rPr>
-            <w:t xml:space="preserve">atalogues of </w:t>
-          </w:r>
-        </w:hyperlink>
-      </w:r>
-      <w:r>
-        <w:rPr>
-          <w:u w:val="single" w:color="0000ff"/>
-          <w:rFonts w:ascii="Charis SIL Regular" w:hAnsi="Charis SIL Regular" w:eastAsia="Charis SIL Regular"/>
-          <w:b w:val="0"/>
-          <w:i w:val="0"/>
-          <w:color w:val="000000"/>
-          <w:sz w:val="24"/>
-        </w:rPr>
-        <w:hyperlink r:id="rId21" w:history="1">
-          <w:r>
-            <w:rPr>
-              <w:rStyle w:val="Hyperlink"/>
-            </w:rPr>
-            <w:t>a</w:t>
-          </w:r>
-        </w:hyperlink>
-      </w:r>
-      <w:r>
-        <w:rPr>
-          <w:u w:val="single" w:color="0000ff"/>
-          <w:rFonts w:ascii="Charis SIL Regular" w:hAnsi="Charis SIL Regular" w:eastAsia="Charis SIL Regular"/>
-          <w:b w:val="0"/>
-          <w:i w:val="0"/>
-          <w:color w:val="000000"/>
-          <w:sz w:val="24"/>
-        </w:rPr>
-        <w:hyperlink r:id="rId21" w:history="1">
-          <w:r>
-            <w:rPr>
-              <w:rStyle w:val="Hyperlink"/>
-            </w:rPr>
-            <w:t xml:space="preserve">uctions </w:t>
-          </w:r>
-        </w:hyperlink>
-      </w:r>
-      <w:r>
-        <w:rPr>
-          <w:u w:val="single" w:color="0000ff"/>
-          <w:rFonts w:ascii="Charis SIL Regular" w:hAnsi="Charis SIL Regular" w:eastAsia="Charis SIL Regular"/>
-          <w:b w:val="0"/>
-          <w:i w:val="0"/>
-          <w:color w:val="000000"/>
-          <w:sz w:val="24"/>
-        </w:rPr>
-        <w:hyperlink r:id="rId21" w:history="1">
-          <w:r>
-            <w:rPr>
-              <w:rStyle w:val="Hyperlink"/>
-            </w:rPr>
-            <w:t>h</w:t>
-          </w:r>
-        </w:hyperlink>
-      </w:r>
-      <w:r>
-        <w:rPr>
-          <w:u w:val="single" w:color="0000ff"/>
-          <w:rFonts w:ascii="Charis SIL Regular" w:hAnsi="Charis SIL Regular" w:eastAsia="Charis SIL Regular"/>
-          <w:b w:val="0"/>
-          <w:i w:val="0"/>
-          <w:color w:val="000000"/>
-          <w:sz w:val="24"/>
-        </w:rPr>
-        <w:hyperlink r:id="rId21" w:history="1">
-          <w:r>
-            <w:rPr>
-              <w:rStyle w:val="Hyperlink"/>
-            </w:rPr>
-            <w:t>el</w:t>
-          </w:r>
-        </w:hyperlink>
-      </w:r>
-      <w:r>
-        <w:rPr>
-          <w:u w:val="single" w:color="0000ff"/>
-          <w:rFonts w:ascii="Charis SIL Regular" w:hAnsi="Charis SIL Regular" w:eastAsia="Charis SIL Regular"/>
-          <w:b w:val="0"/>
-          <w:i w:val="0"/>
-          <w:color w:val="000000"/>
-          <w:sz w:val="24"/>
-        </w:rPr>
-        <w:hyperlink r:id="rId21" w:history="1">
-          <w:r>
-            <w:rPr>
-              <w:rStyle w:val="Hyperlink"/>
-            </w:rPr>
-            <w:t>d</w:t>
-          </w:r>
-        </w:hyperlink>
-      </w:r>
-      <w:r>
-        <w:rPr>
-          <w:u w:val="single" w:color="0000ff"/>
-          <w:rFonts w:ascii="Charis SIL Regular" w:hAnsi="Charis SIL Regular" w:eastAsia="Charis SIL Regular"/>
-          <w:b w:val="0"/>
-          <w:i w:val="0"/>
-          <w:color w:val="000000"/>
-          <w:sz w:val="24"/>
-        </w:rPr>
-        <w:hyperlink r:id="rId21" w:history="1">
-          <w:r>
-            <w:rPr>
-              <w:rStyle w:val="Hyperlink"/>
-            </w:rPr>
-            <w:t xml:space="preserve"> in </w:t>
-          </w:r>
-        </w:hyperlink>
-      </w:r>
-      <w:r>
-        <w:rPr>
-          <w:u w:val="single" w:color="0000ff"/>
-          <w:rFonts w:ascii="Charis SIL Regular" w:hAnsi="Charis SIL Regular" w:eastAsia="Charis SIL Regular"/>
-          <w:b w:val="0"/>
-          <w:i w:val="0"/>
-          <w:color w:val="000000"/>
-          <w:sz w:val="24"/>
-        </w:rPr>
-        <w:hyperlink r:id="rId21" w:history="1">
-          <w:r>
-            <w:rPr>
-              <w:rStyle w:val="Hyperlink"/>
-            </w:rPr>
-            <w:t>t</w:t>
-          </w:r>
-        </w:hyperlink>
-      </w:r>
-      <w:r>
-        <w:rPr>
-          <w:u w:val="single" w:color="0000ff"/>
-          <w:rFonts w:ascii="Charis SIL Regular" w:hAnsi="Charis SIL Regular" w:eastAsia="Charis SIL Regular"/>
-          <w:b w:val="0"/>
-          <w:i w:val="0"/>
-          <w:color w:val="000000"/>
-          <w:sz w:val="24"/>
-        </w:rPr>
-        <w:hyperlink r:id="rId21" w:history="1">
-          <w:r>
-            <w:rPr>
-              <w:rStyle w:val="Hyperlink"/>
-            </w:rPr>
-            <w:t>he Neth</w:t>
-          </w:r>
-        </w:hyperlink>
-      </w:r>
-      <w:r>
-        <w:rPr>
-          <w:rFonts w:ascii="Charis SIL Regular" w:hAnsi="Charis SIL Regular" w:eastAsia="Charis SIL Regular"/>
-          <w:b w:val="0"/>
-          <w:i w:val="0"/>
-          <w:color w:val="000000"/>
-          <w:sz w:val="24"/>
-        </w:rPr>
-        <w:t>erlands, i</w:t>
-      </w:r>
-      <w:r>
-        <w:rPr>
-          <w:u w:val="single" w:color="0000ff"/>
-          <w:rFonts w:ascii="Charis SIL Regular" w:hAnsi="Charis SIL Regular" w:eastAsia="Charis SIL Regular"/>
-          <w:b w:val="0"/>
-          <w:i w:val="0"/>
-          <w:color w:val="000000"/>
-          <w:sz w:val="24"/>
-        </w:rPr>
-        <w:t>ncluding auc</w:t>
-      </w:r>
-      <w:r>
-        <w:rPr>
-          <w:rFonts w:ascii="Charis SIL Regular" w:hAnsi="Charis SIL Regular" w:eastAsia="Charis SIL Regular"/>
-          <w:b w:val="0"/>
-          <w:i w:val="0"/>
-          <w:color w:val="000000"/>
-          <w:sz w:val="24"/>
-        </w:rPr>
-        <w:t xml:space="preserve">tions of </w:t>
-      </w:r>
-      <w:r>
-        <w:rPr>
-          <w:rFonts w:ascii="Charis SIL Regular" w:hAnsi="Charis SIL Regular" w:eastAsia="Charis SIL Regular"/>
-          <w:b w:val="0"/>
-          <w:i w:val="0"/>
-          <w:color w:val="000000"/>
-          <w:sz w:val="24"/>
-        </w:rPr>
-        <w:t xml:space="preserve">non-western objects. Annotated catalogues sometimes contain notes about the items, buyers, </w:t>
-      </w:r>
-      <w:r>
-        <w:rPr>
-          <w:rFonts w:ascii="Charis SIL Regular" w:hAnsi="Charis SIL Regular" w:eastAsia="Charis SIL Regular"/>
-          <w:b w:val="0"/>
-          <w:i w:val="0"/>
-          <w:color w:val="000000"/>
-          <w:sz w:val="24"/>
-        </w:rPr>
-        <w:t xml:space="preserve">and sellers in an auction. The RKD's digitalised auction catalogues are available through the </w:t>
-      </w:r>
-      <w:r>
-        <w:rPr>
-          <w:rFonts w:ascii="Charis SIL Regular" w:hAnsi="Charis SIL Regular" w:eastAsia="Charis SIL Regular"/>
-          <w:b w:val="0"/>
-          <w:i w:val="0"/>
-          <w:color w:val="0000FF"/>
-          <w:sz w:val="24"/>
-          <w:u w:val="single"/>
-        </w:rPr>
-        <w:hyperlink r:id="rId22" w:history="1">
-          <w:r>
-            <w:rPr>
-              <w:rStyle w:val="Hyperlink"/>
-            </w:rPr>
-            <w:t>Art</w:t>
-          </w:r>
-        </w:hyperlink>
-      </w:r>
-      <w:r>
-        <w:rPr>
-          <w:rFonts w:ascii="Charis SIL Regular" w:hAnsi="Charis SIL Regular" w:eastAsia="Charis SIL Regular"/>
-          <w:b w:val="0"/>
-          <w:i w:val="0"/>
-          <w:color w:val="0000FF"/>
-          <w:sz w:val="24"/>
-          <w:u w:val="single"/>
-        </w:rPr>
-        <w:t xml:space="preserve"> </w:t>
-      </w:r>
-      <w:r>
-        <w:rPr>
-          <w:rFonts w:ascii="Charis SIL Regular" w:hAnsi="Charis SIL Regular" w:eastAsia="Charis SIL Regular"/>
-          <w:b w:val="0"/>
-          <w:i w:val="0"/>
-          <w:color w:val="0000FF"/>
-          <w:sz w:val="24"/>
-          <w:u w:val="single"/>
-        </w:rPr>
-        <w:hyperlink r:id="rId22" w:history="1">
-          <w:r>
-            <w:rPr>
-              <w:rStyle w:val="Hyperlink"/>
-            </w:rPr>
             <w:t>Sales</w:t>
           </w:r>
         </w:hyperlink>
@@ -2740,7 +2906,7 @@
           <w:sz w:val="24"/>
           <w:u w:val="single"/>
         </w:rPr>
-        <w:hyperlink r:id="rId22" w:history="1">
+        <w:hyperlink r:id="rId21" w:history="1">
           <w:r>
             <w:rPr>
               <w:rStyle w:val="Hyperlink"/>
@@ -2769,7 +2935,7 @@
           <w:sz w:val="24"/>
           <w:u w:val="single"/>
         </w:rPr>
-        <w:hyperlink r:id="rId22" w:history="1">
+        <w:hyperlink r:id="rId21" w:history="1">
           <w:r>
             <w:rPr>
               <w:rStyle w:val="Hyperlink"/>
@@ -2797,7 +2963,7 @@
           <w:color w:val="000000"/>
           <w:sz w:val="24"/>
         </w:rPr>
-        <w:hyperlink r:id="rId22" w:history="1">
+        <w:hyperlink r:id="rId21" w:history="1">
           <w:r>
             <w:rPr>
               <w:rStyle w:val="Hyperlink"/>
@@ -2815,7 +2981,7 @@
           <w:color w:val="000000"/>
           <w:sz w:val="24"/>
         </w:rPr>
-        <w:hyperlink r:id="rId22" w:history="1">
+        <w:hyperlink r:id="rId21" w:history="1">
           <w:r>
             <w:rPr>
               <w:rStyle w:val="Hyperlink"/>
@@ -2833,7 +2999,7 @@
           <w:color w:val="000000"/>
           <w:sz w:val="24"/>
         </w:rPr>
-        <w:hyperlink r:id="rId22" w:history="1">
+        <w:hyperlink r:id="rId21" w:history="1">
           <w:r>
             <w:rPr>
               <w:rStyle w:val="Hyperlink"/>
@@ -2851,7 +3017,7 @@
           <w:color w:val="000000"/>
           <w:sz w:val="24"/>
         </w:rPr>
-        <w:hyperlink r:id="rId22" w:history="1">
+        <w:hyperlink r:id="rId21" w:history="1">
           <w:r>
             <w:rPr>
               <w:rStyle w:val="Hyperlink"/>
@@ -2869,7 +3035,7 @@
           <w:color w:val="000000"/>
           <w:sz w:val="24"/>
         </w:rPr>
-        <w:hyperlink r:id="rId22" w:history="1">
+        <w:hyperlink r:id="rId21" w:history="1">
           <w:r>
             <w:rPr>
               <w:rStyle w:val="Hyperlink"/>
@@ -2967,7 +3133,7 @@
           <w:sz w:val="24"/>
           <w:u w:val="single"/>
         </w:rPr>
-        <w:hyperlink r:id="rId23" w:history="1">
+        <w:hyperlink r:id="rId22" w:history="1">
           <w:r>
             <w:rPr>
               <w:rStyle w:val="Hyperlink"/>
@@ -3005,7 +3171,7 @@
           <w:color w:val="000000"/>
           <w:sz w:val="24"/>
         </w:rPr>
-        <w:hyperlink r:id="rId23" w:history="1">
+        <w:hyperlink r:id="rId22" w:history="1">
           <w:r>
             <w:rPr>
               <w:rStyle w:val="Hyperlink"/>
@@ -3596,7 +3762,7 @@
           <w:color w:val="0000FF"/>
           <w:sz w:val="24"/>
         </w:rPr>
-        <w:hyperlink r:id="rId22" w:history="1">
+        <w:hyperlink r:id="rId21" w:history="1">
           <w:r>
             <w:rPr>
               <w:rStyle w:val="Hyperlink"/>
@@ -3613,7 +3779,7 @@
           <w:color w:val="0000FF"/>
           <w:sz w:val="24"/>
         </w:rPr>
-        <w:hyperlink r:id="rId22" w:history="1">
+        <w:hyperlink r:id="rId21" w:history="1">
           <w:r>
             <w:rPr>
               <w:rStyle w:val="Hyperlink"/>
@@ -3630,7 +3796,7 @@
           <w:color w:val="0000FF"/>
           <w:sz w:val="24"/>
         </w:rPr>
-        <w:hyperlink r:id="rId22" w:history="1">
+        <w:hyperlink r:id="rId21" w:history="1">
           <w:r>
             <w:rPr>
               <w:rStyle w:val="Hyperlink"/>
@@ -3647,7 +3813,7 @@
           <w:color w:val="0000FF"/>
           <w:sz w:val="24"/>
         </w:rPr>
-        <w:hyperlink r:id="rId22" w:history="1">
+        <w:hyperlink r:id="rId21" w:history="1">
           <w:r>
             <w:rPr>
               <w:rStyle w:val="Hyperlink"/>
@@ -3664,7 +3830,7 @@
           <w:color w:val="0000FF"/>
           <w:sz w:val="24"/>
         </w:rPr>
-        <w:hyperlink r:id="rId22" w:history="1">
+        <w:hyperlink r:id="rId21" w:history="1">
           <w:r>
             <w:rPr>
               <w:rStyle w:val="Hyperlink"/>
@@ -3681,7 +3847,7 @@
           <w:color w:val="0000FF"/>
           <w:sz w:val="24"/>
         </w:rPr>
-        <w:hyperlink r:id="rId22" w:history="1">
+        <w:hyperlink r:id="rId21" w:history="1">
           <w:r>
             <w:rPr>
               <w:rStyle w:val="Hyperlink"/>
@@ -3698,7 +3864,7 @@
           <w:color w:val="0000FF"/>
           <w:sz w:val="24"/>
         </w:rPr>
-        <w:hyperlink r:id="rId22" w:history="1">
+        <w:hyperlink r:id="rId21" w:history="1">
           <w:r>
             <w:rPr>
               <w:rStyle w:val="Hyperlink"/>
@@ -3815,7 +3981,7 @@
           <w:sz w:val="24"/>
           <w:u w:val="single"/>
         </w:rPr>
-        <w:hyperlink r:id="rId23" w:history="1">
+        <w:hyperlink r:id="rId22" w:history="1">
           <w:r>
             <w:rPr>
               <w:rStyle w:val="Hyperlink"/>
@@ -3833,7 +3999,7 @@
           <w:sz w:val="24"/>
           <w:u w:val="single"/>
         </w:rPr>
-        <w:hyperlink r:id="rId23" w:history="1">
+        <w:hyperlink r:id="rId22" w:history="1">
           <w:r>
             <w:rPr>
               <w:rStyle w:val="Hyperlink"/>
@@ -3961,7 +4127,7 @@
           <w:sz w:val="24"/>
           <w:u w:val="single"/>
         </w:rPr>
-        <w:hyperlink r:id="rId24" w:history="1">
+        <w:hyperlink r:id="rId23" w:history="1">
           <w:r>
             <w:rPr>
               <w:rStyle w:val="Hyperlink"/>
@@ -3979,7 +4145,7 @@
           <w:sz w:val="24"/>
           <w:u w:val="single"/>
         </w:rPr>
-        <w:hyperlink r:id="rId24" w:history="1">
+        <w:hyperlink r:id="rId23" w:history="1">
           <w:r>
             <w:rPr>
               <w:rStyle w:val="Hyperlink"/>
@@ -3997,7 +4163,7 @@
           <w:sz w:val="24"/>
           <w:u w:val="single"/>
         </w:rPr>
-        <w:hyperlink r:id="rId24" w:history="1">
+        <w:hyperlink r:id="rId23" w:history="1">
           <w:r>
             <w:rPr>
               <w:rStyle w:val="Hyperlink"/>
@@ -4025,7 +4191,7 @@
           <w:sz w:val="24"/>
           <w:u w:val="single"/>
         </w:rPr>
-        <w:hyperlink r:id="rId25" w:history="1">
+        <w:hyperlink r:id="rId24" w:history="1">
           <w:r>
             <w:rPr>
               <w:rStyle w:val="Hyperlink"/>
@@ -4054,7 +4220,7 @@
           <w:sz w:val="24"/>
           <w:u w:val="single"/>
         </w:rPr>
-        <w:hyperlink r:id="rId25" w:history="1">
+        <w:hyperlink r:id="rId24" w:history="1">
           <w:r>
             <w:rPr>
               <w:rStyle w:val="Hyperlink"/>
@@ -4082,7 +4248,7 @@
           <w:sz w:val="24"/>
           <w:u w:val="single"/>
         </w:rPr>
-        <w:hyperlink r:id="rId24" w:history="1">
+        <w:hyperlink r:id="rId23" w:history="1">
           <w:r>
             <w:rPr>
               <w:rStyle w:val="Hyperlink"/>
@@ -4100,7 +4266,7 @@
           <w:sz w:val="24"/>
           <w:u w:val="single"/>
         </w:rPr>
-        <w:hyperlink r:id="rId24" w:history="1">
+        <w:hyperlink r:id="rId23" w:history="1">
           <w:r>
             <w:rPr>
               <w:rStyle w:val="Hyperlink"/>
@@ -4129,7 +4295,7 @@
           <w:sz w:val="24"/>
           <w:u w:val="single"/>
         </w:rPr>
-        <w:hyperlink r:id="rId24" w:history="1">
+        <w:hyperlink r:id="rId23" w:history="1">
           <w:r>
             <w:rPr>
               <w:rStyle w:val="Hyperlink"/>
@@ -4227,7 +4393,7 @@
           <w:sz w:val="24"/>
           <w:u w:val="single"/>
         </w:rPr>
-        <w:hyperlink r:id="rId26" w:history="1">
+        <w:hyperlink r:id="rId25" w:history="1">
           <w:r>
             <w:rPr>
               <w:rStyle w:val="Hyperlink"/>
@@ -4245,7 +4411,7 @@
           <w:sz w:val="24"/>
           <w:u w:val="single"/>
         </w:rPr>
-        <w:hyperlink r:id="rId26" w:history="1">
+        <w:hyperlink r:id="rId25" w:history="1">
           <w:r>
             <w:rPr>
               <w:rStyle w:val="Hyperlink"/>
@@ -4263,7 +4429,7 @@
           <w:sz w:val="24"/>
           <w:u w:val="single"/>
         </w:rPr>
-        <w:hyperlink r:id="rId26" w:history="1">
+        <w:hyperlink r:id="rId25" w:history="1">
           <w:r>
             <w:rPr>
               <w:rStyle w:val="Hyperlink"/>
